--- a/templates_docx/Шаблон 4 Контент.docx
+++ b/templates_docx/Шаблон 4 Контент.docx
@@ -256,6 +256,19 @@
                 <w:rFonts w:ascii="Montserrat Medium" w:eastAsia="Montserrat Medium" w:hAnsi="Montserrat Medium" w:cs="Montserrat Medium"/>
               </w:rPr>
             </w:pPr>
+            <w:r>
+              <w:rPr>
+                <w:rFonts w:ascii="Montserrat Medium" w:eastAsia="Montserrat Medium" w:hAnsi="Montserrat Medium" w:cs="Montserrat Medium"/>
+              </w:rPr>
+              <w:t xml:space="preserve">Номер: </w:t>
+            </w:r>
+            <w:r>
+              <w:rPr>
+                <w:rFonts w:ascii="Montserrat Medium" w:eastAsia="Montserrat Medium" w:hAnsi="Montserrat Medium" w:cs="Montserrat Medium"/>
+                <w:lang w:val="en-US"/>
+              </w:rPr>
+              <w:t>{{ number }}</w:t>
+            </w:r>
           </w:p>
         </w:tc>
       </w:tr>
@@ -1874,7 +1887,6 @@
   <w:style w:type="character" w:default="1" w:styleId="a0">
     <w:name w:val="Default Paragraph Font"/>
     <w:uiPriority w:val="1"/>
-    <w:semiHidden/>
     <w:unhideWhenUsed/>
   </w:style>
   <w:style w:type="table" w:default="1" w:styleId="a1">

--- a/templates_docx/Шаблон 4 Контент.docx
+++ b/templates_docx/Шаблон 4 Контент.docx
@@ -311,7 +311,21 @@
           <w:rFonts w:ascii="Montserrat" w:eastAsia="Montserrat" w:hAnsi="Montserrat" w:cs="Montserrat"/>
           <w:lang w:val="en-US"/>
         </w:rPr>
-        <w:t>{ room }}</w:t>
+        <w:t xml:space="preserve">{ </w:t>
+      </w:r>
+      <w:r>
+        <w:rPr>
+          <w:rFonts w:ascii="Montserrat" w:eastAsia="Montserrat" w:hAnsi="Montserrat" w:cs="Montserrat"/>
+          <w:lang w:val="en-US"/>
+        </w:rPr>
+        <w:t>text</w:t>
+      </w:r>
+      <w:r>
+        <w:rPr>
+          <w:rFonts w:ascii="Montserrat" w:eastAsia="Montserrat" w:hAnsi="Montserrat" w:cs="Montserrat"/>
+          <w:lang w:val="en-US"/>
+        </w:rPr>
+        <w:t xml:space="preserve"> }}</w:t>
       </w:r>
     </w:p>
     <w:p>
@@ -333,7 +347,7 @@
           <w:sz w:val="18"/>
           <w:szCs w:val="18"/>
           <w:highlight w:val="yellow"/>
-          <w:lang w:val="en-US"/>
+          <w:lang w:val="ru-RU"/>
         </w:rPr>
       </w:pPr>
       <w:r>
@@ -1887,6 +1901,7 @@
   <w:style w:type="character" w:default="1" w:styleId="a0">
     <w:name w:val="Default Paragraph Font"/>
     <w:uiPriority w:val="1"/>
+    <w:semiHidden/>
     <w:unhideWhenUsed/>
   </w:style>
   <w:style w:type="table" w:default="1" w:styleId="a1">

--- a/templates_docx/Шаблон 4 Контент.docx
+++ b/templates_docx/Шаблон 4 Контент.docx
@@ -318,7 +318,7 @@
           <w:rFonts w:ascii="Montserrat" w:eastAsia="Montserrat" w:hAnsi="Montserrat" w:cs="Montserrat"/>
           <w:lang w:val="en-US"/>
         </w:rPr>
-        <w:t>text</w:t>
+        <w:t>room</w:t>
       </w:r>
       <w:r>
         <w:rPr>
@@ -337,27 +337,6 @@
           <w:bCs/>
         </w:rPr>
       </w:pPr>
-    </w:p>
-    <w:p>
-      <w:pPr>
-        <w:spacing w:line="240" w:lineRule="auto"/>
-        <w:jc w:val="both"/>
-        <w:rPr>
-          <w:rFonts w:ascii="Montserrat Medium" w:eastAsia="Montserrat Medium" w:hAnsi="Montserrat Medium" w:cs="Montserrat Medium"/>
-          <w:sz w:val="18"/>
-          <w:szCs w:val="18"/>
-          <w:highlight w:val="yellow"/>
-          <w:lang w:val="ru-RU"/>
-        </w:rPr>
-      </w:pPr>
-      <w:r>
-        <w:rPr>
-          <w:rFonts w:ascii="Montserrat" w:eastAsia="Montserrat" w:hAnsi="Montserrat" w:cs="Montserrat"/>
-          <w:b/>
-          <w:bCs/>
-        </w:rPr>
-        <w:t>ПАРАМЕТРЫ ОБЪЕКТА:</w:t>
-      </w:r>
     </w:p>
     <w:p>
       <w:pPr>
